--- a/Data/outputs/Methods justification Organ weight.docx
+++ b/Data/outputs/Methods justification Organ weight.docx
@@ -812,6 +812,136 @@
         </w:rPr>
         <w:t>Insect oils are characterised by distinctive fatty acid profiles capable of modulating inflammatory signalling. The selective reductions in spleen and lung weights observed under insect-oil inclusion are therefore consistent with a shift toward lower basal immune activation rather than generalized organ atrophy.</w:t>
       </w:r>
+    </w:p>
+    <w:p>
+      <w:pPr>
+        <w:rPr>
+          <w:sz w:val="20"/>
+          <w:szCs w:val="20"/>
+        </w:rPr>
+      </w:pPr>
+      <w:r>
+        <w:rPr>
+          <w:sz w:val="20"/>
+          <w:szCs w:val="20"/>
+        </w:rPr>
+        <w:t>New:</w:t>
+      </w:r>
+    </w:p>
+    <w:p>
+      <w:pPr>
+        <w:rPr>
+          <w:b/>
+          <w:bCs/>
+          <w:sz w:val="20"/>
+          <w:szCs w:val="20"/>
+        </w:rPr>
+      </w:pPr>
+      <w:r>
+        <w:rPr>
+          <w:b/>
+          <w:bCs/>
+          <w:sz w:val="20"/>
+          <w:szCs w:val="20"/>
+        </w:rPr>
+        <w:t>Harmonised Discussion paragraph (aligned with the Results)</w:t>
+      </w:r>
+    </w:p>
+    <w:p>
+      <w:pPr>
+        <w:rPr>
+          <w:sz w:val="20"/>
+          <w:szCs w:val="20"/>
+        </w:rPr>
+      </w:pPr>
+      <w:r>
+        <w:rPr>
+          <w:sz w:val="20"/>
+          <w:szCs w:val="20"/>
+        </w:rPr>
+        <w:t xml:space="preserve">This paragraph </w:t>
+      </w:r>
+      <w:r>
+        <w:rPr>
+          <w:b/>
+          <w:bCs/>
+          <w:sz w:val="20"/>
+          <w:szCs w:val="20"/>
+        </w:rPr>
+        <w:t>interprets</w:t>
+      </w:r>
+      <w:r>
+        <w:rPr>
+          <w:sz w:val="20"/>
+          <w:szCs w:val="20"/>
+        </w:rPr>
+        <w:t xml:space="preserve"> the findings without re-reporting statistics and avoids overstating biological meaning.</w:t>
+      </w:r>
+    </w:p>
+    <w:p>
+      <w:pPr>
+        <w:rPr>
+          <w:sz w:val="20"/>
+          <w:szCs w:val="20"/>
+        </w:rPr>
+      </w:pPr>
+      <w:r>
+        <w:rPr>
+          <w:sz w:val="20"/>
+          <w:szCs w:val="20"/>
+        </w:rPr>
+        <w:t>Diet-associated differences in internal organ weights were limited in magnitude and organ-specific, rather than reflecting coordinated shifts in internal organ development. The modest increases in heart weight observed at intermediate BSF oil inclusion, together with reductions in lung and spleen weights at higher inclusion levels, suggest that partial lipid substitution may influence selected aspects of internal tissue allocation without inducing broad systemic effects. Importantly, the absence of consistent diet-related changes in liver, kidney, and intestinal weights indicates preserved organ integrity across dietary treatments. Taken together, these findings support the conclusion that BSF oil substitution did not disrupt overall organ development, while revealing subtle, organ-specific responses that were not apparent from growth performance metrics alone.</w:t>
+      </w:r>
+    </w:p>
+    <w:p>
+      <w:pPr>
+        <w:rPr>
+          <w:sz w:val="20"/>
+          <w:szCs w:val="20"/>
+        </w:rPr>
+      </w:pPr>
+    </w:p>
+    <w:p>
+      <w:pPr>
+        <w:rPr>
+          <w:b/>
+          <w:bCs/>
+          <w:sz w:val="20"/>
+          <w:szCs w:val="20"/>
+        </w:rPr>
+      </w:pPr>
+      <w:r>
+        <w:rPr>
+          <w:b/>
+          <w:bCs/>
+          <w:sz w:val="20"/>
+          <w:szCs w:val="20"/>
+        </w:rPr>
+        <w:t>Expanded version (for Materials and Methods)</w:t>
+      </w:r>
+    </w:p>
+    <w:p>
+      <w:pPr>
+        <w:rPr>
+          <w:sz w:val="20"/>
+          <w:szCs w:val="20"/>
+        </w:rPr>
+      </w:pPr>
+      <w:r>
+        <w:rPr>
+          <w:sz w:val="20"/>
+          <w:szCs w:val="20"/>
+        </w:rPr>
+        <w:t>Four experimental diets were formulated to differ only in lipid source. The control diet (SBO100) contained soybean oil as the sole added lipid. In the experimental diets, soybean oil was progressively replaced with black soldier fly oil (BSFO) at 50% (BSFO50), 75% (BSFO75), or 100% (BSFO100) of total added dietary lipid, on an isocaloric basis.</w:t>
+      </w:r>
+    </w:p>
+    <w:p>
+      <w:pPr>
+        <w:rPr>
+          <w:sz w:val="20"/>
+          <w:szCs w:val="20"/>
+        </w:rPr>
+      </w:pPr>
     </w:p>
     <w:sectPr>
       <w:pgSz w:w="12240" w:h="15840"/>
@@ -1583,7 +1713,6 @@
   <w:style w:type="character" w:default="1" w:styleId="DefaultParagraphFont">
     <w:name w:val="Default Paragraph Font"/>
     <w:uiPriority w:val="1"/>
-    <w:semiHidden/>
     <w:unhideWhenUsed/>
   </w:style>
   <w:style w:type="table" w:default="1" w:styleId="TableNormal">
